--- a/BIT502 Fundamentals of Programming/BIT502 Assessments/Assessment 3/BIT502 Assessment 3 Thomas Bernard 5142644.docx
+++ b/BIT502 Fundamentals of Programming/BIT502 Assessments/Assessment 3/BIT502 Assessment 3 Thomas Bernard 5142644.docx
@@ -197,7 +197,7 @@
         </w:rPr>
         <w:lastRenderedPageBreak/>
         <w:drawing>
-          <wp:anchor distT="0" distB="0" distL="114300" distR="114300" simplePos="0" relativeHeight="251658240" behindDoc="1" locked="0" layoutInCell="1" allowOverlap="1" wp14:anchorId="3890E90B" wp14:editId="28783CF4">
+          <wp:anchor distT="0" distB="0" distL="114300" distR="114300" simplePos="0" relativeHeight="251656704" behindDoc="1" locked="0" layoutInCell="1" allowOverlap="1" wp14:anchorId="3890E90B" wp14:editId="28783CF4">
             <wp:simplePos x="0" y="0"/>
             <wp:positionH relativeFrom="column">
               <wp:posOffset>0</wp:posOffset>
@@ -556,7 +556,21 @@
           <w:szCs w:val="32"/>
         </w:rPr>
         <w:lastRenderedPageBreak/>
-        <w:t xml:space="preserve">member’s </w:t>
+        <w:t>member</w:t>
+      </w:r>
+      <w:r>
+        <w:rPr>
+          <w:sz w:val="32"/>
+          <w:szCs w:val="32"/>
+        </w:rPr>
+        <w:t>s</w:t>
+      </w:r>
+      <w:r>
+        <w:rPr>
+          <w:sz w:val="32"/>
+          <w:szCs w:val="32"/>
+        </w:rPr>
+        <w:t xml:space="preserve"> </w:t>
       </w:r>
       <w:r>
         <w:rPr>
@@ -576,11 +590,12 @@
       </w:pPr>
       <w:r>
         <w:rPr>
+          <w:noProof/>
           <w:sz w:val="32"/>
           <w:szCs w:val="32"/>
         </w:rPr>
         <w:drawing>
-          <wp:anchor distT="0" distB="0" distL="114300" distR="114300" simplePos="0" relativeHeight="251658240" behindDoc="1" locked="0" layoutInCell="1" allowOverlap="1" wp14:anchorId="28989B5F" wp14:editId="396FED58">
+          <wp:anchor distT="0" distB="0" distL="114300" distR="114300" simplePos="0" relativeHeight="251657728" behindDoc="1" locked="0" layoutInCell="1" allowOverlap="1" wp14:anchorId="28989B5F" wp14:editId="396FED58">
             <wp:simplePos x="0" y="0"/>
             <wp:positionH relativeFrom="column">
               <wp:posOffset>0</wp:posOffset>
@@ -943,11 +958,12 @@
       </w:pPr>
       <w:r>
         <w:rPr>
+          <w:noProof/>
           <w:sz w:val="32"/>
           <w:szCs w:val="32"/>
         </w:rPr>
         <w:drawing>
-          <wp:anchor distT="0" distB="0" distL="114300" distR="114300" simplePos="0" relativeHeight="251660288" behindDoc="0" locked="0" layoutInCell="1" allowOverlap="1" wp14:anchorId="2FF48E79" wp14:editId="52690EA6">
+          <wp:anchor distT="0" distB="0" distL="114300" distR="114300" simplePos="0" relativeHeight="251658752" behindDoc="0" locked="0" layoutInCell="1" allowOverlap="1" wp14:anchorId="2FF48E79" wp14:editId="52690EA6">
             <wp:simplePos x="1143000" y="2202180"/>
             <wp:positionH relativeFrom="column">
               <wp:align>left</wp:align>
@@ -1327,6 +1343,7 @@
       </w:pPr>
       <w:r>
         <w:rPr>
+          <w:noProof/>
           <w:sz w:val="32"/>
           <w:szCs w:val="32"/>
         </w:rPr>
@@ -1553,99 +1570,48 @@
           <w:sz w:val="32"/>
           <w:szCs w:val="32"/>
         </w:rPr>
+        <w:drawing>
+          <wp:inline distT="0" distB="0" distL="0" distR="0" wp14:anchorId="06F7132C" wp14:editId="2876FB48">
+            <wp:extent cx="5486400" cy="5773420"/>
+            <wp:effectExtent l="0" t="0" r="0" b="0"/>
+            <wp:docPr id="1348594428" name="Picture 1"/>
+            <wp:cNvGraphicFramePr>
+              <a:graphicFrameLocks xmlns:a="http://schemas.openxmlformats.org/drawingml/2006/main" noChangeAspect="1"/>
+            </wp:cNvGraphicFramePr>
+            <a:graphic xmlns:a="http://schemas.openxmlformats.org/drawingml/2006/main">
+              <a:graphicData uri="http://schemas.openxmlformats.org/drawingml/2006/picture">
+                <pic:pic xmlns:pic="http://schemas.openxmlformats.org/drawingml/2006/picture">
+                  <pic:nvPicPr>
+                    <pic:cNvPr id="1348594428" name=""/>
+                    <pic:cNvPicPr/>
+                  </pic:nvPicPr>
+                  <pic:blipFill>
+                    <a:blip r:embed="rId15"/>
+                    <a:stretch>
+                      <a:fillRect/>
+                    </a:stretch>
+                  </pic:blipFill>
+                  <pic:spPr>
+                    <a:xfrm>
+                      <a:off x="0" y="0"/>
+                      <a:ext cx="5486400" cy="5773420"/>
+                    </a:xfrm>
+                    <a:prstGeom prst="rect">
+                      <a:avLst/>
+                    </a:prstGeom>
+                  </pic:spPr>
+                </pic:pic>
+              </a:graphicData>
+            </a:graphic>
+          </wp:inline>
+        </w:drawing>
+      </w:r>
+      <w:r>
+        <w:rPr>
+          <w:sz w:val="32"/>
+          <w:szCs w:val="32"/>
+        </w:rPr>
         <w:br/>
-        <w:t xml:space="preserve">The membership form wireframe was designed to be simple and easy to use </w:t>
-      </w:r>
-      <w:r>
-        <w:rPr>
-          <w:sz w:val="32"/>
-          <w:szCs w:val="32"/>
-        </w:rPr>
-        <w:t xml:space="preserve">without any confusion. The layout follows clear top to bottom </w:t>
-      </w:r>
-      <w:r>
-        <w:rPr>
-          <w:sz w:val="32"/>
-          <w:szCs w:val="32"/>
-        </w:rPr>
-        <w:t>flow;</w:t>
-      </w:r>
-      <w:r>
-        <w:rPr>
-          <w:sz w:val="32"/>
-          <w:szCs w:val="32"/>
-        </w:rPr>
-        <w:t xml:space="preserve"> it helps users understand what information is </w:t>
-      </w:r>
-      <w:r>
-        <w:rPr>
-          <w:sz w:val="32"/>
-          <w:szCs w:val="32"/>
-        </w:rPr>
-        <w:t>needed</w:t>
-      </w:r>
-      <w:r>
-        <w:rPr>
-          <w:sz w:val="32"/>
-          <w:szCs w:val="32"/>
-        </w:rPr>
-        <w:t>.</w:t>
-      </w:r>
-      <w:r>
-        <w:rPr>
-          <w:sz w:val="32"/>
-          <w:szCs w:val="32"/>
-        </w:rPr>
-        <w:t xml:space="preserve"> </w:t>
-      </w:r>
-      <w:r>
-        <w:rPr>
-          <w:sz w:val="32"/>
-          <w:szCs w:val="32"/>
-        </w:rPr>
-        <w:t>P</w:t>
-      </w:r>
-      <w:r>
-        <w:rPr>
-          <w:sz w:val="32"/>
-          <w:szCs w:val="32"/>
-        </w:rPr>
-        <w:t xml:space="preserve">ersonal details are grouped together </w:t>
-      </w:r>
-      <w:r>
-        <w:rPr>
-          <w:sz w:val="32"/>
-          <w:szCs w:val="32"/>
-        </w:rPr>
-        <w:t>making</w:t>
-      </w:r>
-      <w:r>
-        <w:rPr>
-          <w:sz w:val="32"/>
-          <w:szCs w:val="32"/>
-        </w:rPr>
-        <w:t xml:space="preserve"> it easy for users </w:t>
-      </w:r>
-      <w:r>
-        <w:rPr>
-          <w:sz w:val="32"/>
-          <w:szCs w:val="32"/>
-        </w:rPr>
-        <w:t xml:space="preserve">to enter </w:t>
-      </w:r>
-      <w:r>
-        <w:rPr>
-          <w:sz w:val="32"/>
-          <w:szCs w:val="32"/>
-        </w:rPr>
-        <w:t>their</w:t>
-      </w:r>
-      <w:r>
-        <w:rPr>
-          <w:sz w:val="32"/>
-          <w:szCs w:val="32"/>
-        </w:rPr>
-        <w:t xml:space="preserve"> details.</w:t>
       </w:r>
     </w:p>
     <w:p>
@@ -1656,188 +1622,6 @@
           <w:szCs w:val="32"/>
         </w:rPr>
       </w:pPr>
-      <w:r>
-        <w:rPr>
-          <w:sz w:val="32"/>
-          <w:szCs w:val="32"/>
-        </w:rPr>
-        <w:t xml:space="preserve">Radio buttons are </w:t>
-      </w:r>
-      <w:r>
-        <w:rPr>
-          <w:sz w:val="32"/>
-          <w:szCs w:val="32"/>
-        </w:rPr>
-        <w:t>used</w:t>
-      </w:r>
-      <w:r>
-        <w:rPr>
-          <w:sz w:val="32"/>
-          <w:szCs w:val="32"/>
-        </w:rPr>
-        <w:t xml:space="preserve"> for the </w:t>
-      </w:r>
-      <w:r>
-        <w:rPr>
-          <w:sz w:val="32"/>
-          <w:szCs w:val="32"/>
-        </w:rPr>
-        <w:t>membership</w:t>
-      </w:r>
-      <w:r>
-        <w:rPr>
-          <w:sz w:val="32"/>
-          <w:szCs w:val="32"/>
-        </w:rPr>
-        <w:t xml:space="preserve"> </w:t>
-      </w:r>
-      <w:r>
-        <w:rPr>
-          <w:sz w:val="32"/>
-          <w:szCs w:val="32"/>
-        </w:rPr>
-        <w:t>types,</w:t>
-      </w:r>
-      <w:r>
-        <w:rPr>
-          <w:sz w:val="32"/>
-          <w:szCs w:val="32"/>
-        </w:rPr>
-        <w:t xml:space="preserve"> </w:t>
-      </w:r>
-      <w:r>
-        <w:rPr>
-          <w:sz w:val="32"/>
-          <w:szCs w:val="32"/>
-        </w:rPr>
-        <w:t xml:space="preserve">for </w:t>
-      </w:r>
-      <w:r>
-        <w:rPr>
-          <w:sz w:val="32"/>
-          <w:szCs w:val="32"/>
-        </w:rPr>
-        <w:t>example standard</w:t>
-      </w:r>
-      <w:r>
-        <w:rPr>
-          <w:sz w:val="32"/>
-          <w:szCs w:val="32"/>
-        </w:rPr>
-        <w:t>,</w:t>
-      </w:r>
-      <w:r>
-        <w:rPr>
-          <w:sz w:val="32"/>
-          <w:szCs w:val="32"/>
-        </w:rPr>
-        <w:t xml:space="preserve"> </w:t>
-      </w:r>
-      <w:r>
-        <w:rPr>
-          <w:sz w:val="32"/>
-          <w:szCs w:val="32"/>
-        </w:rPr>
-        <w:t>premium</w:t>
-      </w:r>
-      <w:r>
-        <w:rPr>
-          <w:sz w:val="32"/>
-          <w:szCs w:val="32"/>
-        </w:rPr>
-        <w:t xml:space="preserve">, </w:t>
-      </w:r>
-      <w:r>
-        <w:rPr>
-          <w:sz w:val="32"/>
-          <w:szCs w:val="32"/>
-        </w:rPr>
-        <w:t>kid</w:t>
-      </w:r>
-      <w:r>
-        <w:rPr>
-          <w:sz w:val="32"/>
-          <w:szCs w:val="32"/>
-        </w:rPr>
-        <w:t>s</w:t>
-      </w:r>
-      <w:r>
-        <w:rPr>
-          <w:sz w:val="32"/>
-          <w:szCs w:val="32"/>
-        </w:rPr>
-        <w:t>.</w:t>
-      </w:r>
-      <w:r>
-        <w:rPr>
-          <w:sz w:val="32"/>
-          <w:szCs w:val="32"/>
-        </w:rPr>
-        <w:t xml:space="preserve"> </w:t>
-      </w:r>
-      <w:r>
-        <w:rPr>
-          <w:sz w:val="32"/>
-          <w:szCs w:val="32"/>
-        </w:rPr>
-        <w:t xml:space="preserve">Radio buttons are </w:t>
-      </w:r>
-      <w:r>
-        <w:rPr>
-          <w:sz w:val="32"/>
-          <w:szCs w:val="32"/>
-        </w:rPr>
-        <w:t>used</w:t>
-      </w:r>
-      <w:r>
-        <w:rPr>
-          <w:sz w:val="32"/>
-          <w:szCs w:val="32"/>
-        </w:rPr>
-        <w:t xml:space="preserve"> for the payments</w:t>
-      </w:r>
-      <w:r>
-        <w:rPr>
-          <w:sz w:val="32"/>
-          <w:szCs w:val="32"/>
-        </w:rPr>
-        <w:t xml:space="preserve">, </w:t>
-      </w:r>
-      <w:r>
-        <w:rPr>
-          <w:sz w:val="32"/>
-          <w:szCs w:val="32"/>
-        </w:rPr>
-        <w:t>month</w:t>
-      </w:r>
-      <w:r>
-        <w:rPr>
-          <w:sz w:val="32"/>
-          <w:szCs w:val="32"/>
-        </w:rPr>
-        <w:t>ly</w:t>
-      </w:r>
-      <w:r>
-        <w:rPr>
-          <w:sz w:val="32"/>
-          <w:szCs w:val="32"/>
-        </w:rPr>
-        <w:t xml:space="preserve"> or </w:t>
-      </w:r>
-      <w:r>
-        <w:rPr>
-          <w:sz w:val="32"/>
-          <w:szCs w:val="32"/>
-        </w:rPr>
-        <w:t>annually</w:t>
-      </w:r>
-      <w:r>
-        <w:rPr>
-          <w:sz w:val="32"/>
-          <w:szCs w:val="32"/>
-        </w:rPr>
-        <w:t xml:space="preserve">. </w:t>
-      </w:r>
     </w:p>
     <w:p>
       <w:pPr>
@@ -1847,181 +1631,6 @@
           <w:szCs w:val="32"/>
         </w:rPr>
       </w:pPr>
-      <w:r>
-        <w:rPr>
-          <w:sz w:val="32"/>
-          <w:szCs w:val="32"/>
-        </w:rPr>
-        <w:t>R</w:t>
-      </w:r>
-      <w:r>
-        <w:rPr>
-          <w:sz w:val="32"/>
-          <w:szCs w:val="32"/>
-        </w:rPr>
-        <w:t>adio</w:t>
-      </w:r>
-      <w:r>
-        <w:rPr>
-          <w:sz w:val="32"/>
-          <w:szCs w:val="32"/>
-        </w:rPr>
-        <w:t xml:space="preserve"> buttons are chosen because it can only give one </w:t>
-      </w:r>
-      <w:r>
-        <w:rPr>
-          <w:sz w:val="32"/>
-          <w:szCs w:val="32"/>
-        </w:rPr>
-        <w:t>choice</w:t>
-      </w:r>
-      <w:r>
-        <w:rPr>
-          <w:sz w:val="32"/>
-          <w:szCs w:val="32"/>
-        </w:rPr>
-        <w:t xml:space="preserve"> to </w:t>
-      </w:r>
-      <w:r>
-        <w:rPr>
-          <w:sz w:val="32"/>
-          <w:szCs w:val="32"/>
-        </w:rPr>
-        <w:t xml:space="preserve">user that can be </w:t>
-      </w:r>
-      <w:r>
-        <w:rPr>
-          <w:sz w:val="32"/>
-          <w:szCs w:val="32"/>
-        </w:rPr>
-        <w:t>selected at a time</w:t>
-      </w:r>
-      <w:r>
-        <w:rPr>
-          <w:sz w:val="32"/>
-          <w:szCs w:val="32"/>
-        </w:rPr>
-        <w:t>. This is t</w:t>
-      </w:r>
-      <w:r>
-        <w:rPr>
-          <w:sz w:val="32"/>
-          <w:szCs w:val="32"/>
-        </w:rPr>
-        <w:t>o prevent mistakes</w:t>
-      </w:r>
-      <w:r>
-        <w:rPr>
-          <w:sz w:val="32"/>
-          <w:szCs w:val="32"/>
-        </w:rPr>
-        <w:t xml:space="preserve"> so that the </w:t>
-      </w:r>
-      <w:r>
-        <w:rPr>
-          <w:sz w:val="32"/>
-          <w:szCs w:val="32"/>
-        </w:rPr>
-        <w:t xml:space="preserve">users </w:t>
-      </w:r>
-      <w:r>
-        <w:rPr>
-          <w:sz w:val="32"/>
-          <w:szCs w:val="32"/>
-        </w:rPr>
-        <w:t>cannot</w:t>
-      </w:r>
-      <w:r>
-        <w:rPr>
-          <w:sz w:val="32"/>
-          <w:szCs w:val="32"/>
-        </w:rPr>
-        <w:t xml:space="preserve"> select multiple </w:t>
-      </w:r>
-      <w:r>
-        <w:rPr>
-          <w:sz w:val="32"/>
-          <w:szCs w:val="32"/>
-        </w:rPr>
-        <w:t>options</w:t>
-      </w:r>
-      <w:r>
-        <w:rPr>
-          <w:sz w:val="32"/>
-          <w:szCs w:val="32"/>
-        </w:rPr>
-        <w:t>. T</w:t>
-      </w:r>
-      <w:r>
-        <w:rPr>
-          <w:sz w:val="32"/>
-          <w:szCs w:val="32"/>
-        </w:rPr>
-        <w:t>h</w:t>
-      </w:r>
-      <w:r>
-        <w:rPr>
-          <w:sz w:val="32"/>
-          <w:szCs w:val="32"/>
-        </w:rPr>
-        <w:t>is will</w:t>
-      </w:r>
-      <w:r>
-        <w:rPr>
-          <w:sz w:val="32"/>
-          <w:szCs w:val="32"/>
-        </w:rPr>
-        <w:t xml:space="preserve"> </w:t>
-      </w:r>
-      <w:r>
-        <w:rPr>
-          <w:sz w:val="32"/>
-          <w:szCs w:val="32"/>
-        </w:rPr>
-        <w:t>help</w:t>
-      </w:r>
-      <w:r>
-        <w:rPr>
-          <w:sz w:val="32"/>
-          <w:szCs w:val="32"/>
-        </w:rPr>
-        <w:t xml:space="preserve"> </w:t>
-      </w:r>
-      <w:r>
-        <w:rPr>
-          <w:sz w:val="32"/>
-          <w:szCs w:val="32"/>
-        </w:rPr>
-        <w:t>improve</w:t>
-      </w:r>
-      <w:r>
-        <w:rPr>
-          <w:sz w:val="32"/>
-          <w:szCs w:val="32"/>
-        </w:rPr>
-        <w:t xml:space="preserve"> </w:t>
-      </w:r>
-      <w:r>
-        <w:rPr>
-          <w:sz w:val="32"/>
-          <w:szCs w:val="32"/>
-        </w:rPr>
-        <w:t xml:space="preserve">data </w:t>
-      </w:r>
-      <w:r>
-        <w:rPr>
-          <w:sz w:val="32"/>
-          <w:szCs w:val="32"/>
-        </w:rPr>
-        <w:t>accuracy.</w:t>
-      </w:r>
-      <w:r>
-        <w:rPr>
-          <w:sz w:val="32"/>
-          <w:szCs w:val="32"/>
-        </w:rPr>
-        <w:t xml:space="preserve"> </w:t>
-      </w:r>
     </w:p>
     <w:p>
       <w:pPr>
@@ -2036,21 +1645,43 @@
           <w:sz w:val="32"/>
           <w:szCs w:val="32"/>
         </w:rPr>
-        <w:t xml:space="preserve">Buttons are placed </w:t>
-      </w:r>
-      <w:r>
-        <w:rPr>
-          <w:sz w:val="32"/>
-          <w:szCs w:val="32"/>
-        </w:rPr>
-        <w:t xml:space="preserve">at the </w:t>
-      </w:r>
-      <w:r>
-        <w:rPr>
-          <w:sz w:val="32"/>
-          <w:szCs w:val="32"/>
-        </w:rPr>
-        <w:t>bottom</w:t>
+        <w:lastRenderedPageBreak/>
+        <w:t xml:space="preserve">The membership form wireframe was designed to be simple and easy to use </w:t>
+      </w:r>
+      <w:r>
+        <w:rPr>
+          <w:sz w:val="32"/>
+          <w:szCs w:val="32"/>
+        </w:rPr>
+        <w:t xml:space="preserve">without any confusion. The layout follows clear top to bottom </w:t>
+      </w:r>
+      <w:r>
+        <w:rPr>
+          <w:sz w:val="32"/>
+          <w:szCs w:val="32"/>
+        </w:rPr>
+        <w:t>flow;</w:t>
+      </w:r>
+      <w:r>
+        <w:rPr>
+          <w:sz w:val="32"/>
+          <w:szCs w:val="32"/>
+        </w:rPr>
+        <w:t xml:space="preserve"> it helps users understand what information is </w:t>
+      </w:r>
+      <w:r>
+        <w:rPr>
+          <w:sz w:val="32"/>
+          <w:szCs w:val="32"/>
+        </w:rPr>
+        <w:t>needed</w:t>
+      </w:r>
+      <w:r>
+        <w:rPr>
+          <w:sz w:val="32"/>
+          <w:szCs w:val="32"/>
+        </w:rPr>
+        <w:t>.</w:t>
       </w:r>
       <w:r>
         <w:rPr>
@@ -2064,21 +1695,49 @@
           <w:sz w:val="32"/>
           <w:szCs w:val="32"/>
         </w:rPr>
-        <w:t xml:space="preserve">of the form </w:t>
-      </w:r>
-      <w:r>
-        <w:rPr>
-          <w:sz w:val="32"/>
-          <w:szCs w:val="32"/>
-        </w:rPr>
-        <w:t>making the form intuitive for the first time users</w:t>
-      </w:r>
-      <w:r>
-        <w:rPr>
-          <w:sz w:val="32"/>
-          <w:szCs w:val="32"/>
-        </w:rPr>
-        <w:t>.</w:t>
+        <w:t>P</w:t>
+      </w:r>
+      <w:r>
+        <w:rPr>
+          <w:sz w:val="32"/>
+          <w:szCs w:val="32"/>
+        </w:rPr>
+        <w:t xml:space="preserve">ersonal details are grouped together </w:t>
+      </w:r>
+      <w:r>
+        <w:rPr>
+          <w:sz w:val="32"/>
+          <w:szCs w:val="32"/>
+        </w:rPr>
+        <w:t>making</w:t>
+      </w:r>
+      <w:r>
+        <w:rPr>
+          <w:sz w:val="32"/>
+          <w:szCs w:val="32"/>
+        </w:rPr>
+        <w:t xml:space="preserve"> it easy for users </w:t>
+      </w:r>
+      <w:r>
+        <w:rPr>
+          <w:sz w:val="32"/>
+          <w:szCs w:val="32"/>
+        </w:rPr>
+        <w:t xml:space="preserve">to enter </w:t>
+      </w:r>
+      <w:r>
+        <w:rPr>
+          <w:sz w:val="32"/>
+          <w:szCs w:val="32"/>
+        </w:rPr>
+        <w:t>their</w:t>
+      </w:r>
+      <w:r>
+        <w:rPr>
+          <w:sz w:val="32"/>
+          <w:szCs w:val="32"/>
+        </w:rPr>
+        <w:t xml:space="preserve"> details.</w:t>
       </w:r>
     </w:p>
     <w:p>
@@ -2094,6 +1753,439 @@
           <w:sz w:val="32"/>
           <w:szCs w:val="32"/>
         </w:rPr>
+        <w:t xml:space="preserve">Radio buttons are </w:t>
+      </w:r>
+      <w:r>
+        <w:rPr>
+          <w:sz w:val="32"/>
+          <w:szCs w:val="32"/>
+        </w:rPr>
+        <w:t>used</w:t>
+      </w:r>
+      <w:r>
+        <w:rPr>
+          <w:sz w:val="32"/>
+          <w:szCs w:val="32"/>
+        </w:rPr>
+        <w:t xml:space="preserve"> for the </w:t>
+      </w:r>
+      <w:r>
+        <w:rPr>
+          <w:sz w:val="32"/>
+          <w:szCs w:val="32"/>
+        </w:rPr>
+        <w:t>membership</w:t>
+      </w:r>
+      <w:r>
+        <w:rPr>
+          <w:sz w:val="32"/>
+          <w:szCs w:val="32"/>
+        </w:rPr>
+        <w:t xml:space="preserve"> </w:t>
+      </w:r>
+      <w:r>
+        <w:rPr>
+          <w:sz w:val="32"/>
+          <w:szCs w:val="32"/>
+        </w:rPr>
+        <w:t>types,</w:t>
+      </w:r>
+      <w:r>
+        <w:rPr>
+          <w:sz w:val="32"/>
+          <w:szCs w:val="32"/>
+        </w:rPr>
+        <w:t xml:space="preserve"> </w:t>
+      </w:r>
+      <w:r>
+        <w:rPr>
+          <w:sz w:val="32"/>
+          <w:szCs w:val="32"/>
+        </w:rPr>
+        <w:t xml:space="preserve">for </w:t>
+      </w:r>
+      <w:r>
+        <w:rPr>
+          <w:sz w:val="32"/>
+          <w:szCs w:val="32"/>
+        </w:rPr>
+        <w:t>example standard</w:t>
+      </w:r>
+      <w:r>
+        <w:rPr>
+          <w:sz w:val="32"/>
+          <w:szCs w:val="32"/>
+        </w:rPr>
+        <w:t>,</w:t>
+      </w:r>
+      <w:r>
+        <w:rPr>
+          <w:sz w:val="32"/>
+          <w:szCs w:val="32"/>
+        </w:rPr>
+        <w:t xml:space="preserve"> </w:t>
+      </w:r>
+      <w:r>
+        <w:rPr>
+          <w:sz w:val="32"/>
+          <w:szCs w:val="32"/>
+        </w:rPr>
+        <w:t>premium</w:t>
+      </w:r>
+      <w:r>
+        <w:rPr>
+          <w:sz w:val="32"/>
+          <w:szCs w:val="32"/>
+        </w:rPr>
+        <w:t xml:space="preserve">, </w:t>
+      </w:r>
+      <w:r>
+        <w:rPr>
+          <w:sz w:val="32"/>
+          <w:szCs w:val="32"/>
+        </w:rPr>
+        <w:t>kid</w:t>
+      </w:r>
+      <w:r>
+        <w:rPr>
+          <w:sz w:val="32"/>
+          <w:szCs w:val="32"/>
+        </w:rPr>
+        <w:t>s</w:t>
+      </w:r>
+      <w:r>
+        <w:rPr>
+          <w:sz w:val="32"/>
+          <w:szCs w:val="32"/>
+        </w:rPr>
+        <w:t>.</w:t>
+      </w:r>
+      <w:r>
+        <w:rPr>
+          <w:sz w:val="32"/>
+          <w:szCs w:val="32"/>
+        </w:rPr>
+        <w:t xml:space="preserve"> </w:t>
+      </w:r>
+      <w:r>
+        <w:rPr>
+          <w:sz w:val="32"/>
+          <w:szCs w:val="32"/>
+        </w:rPr>
+        <w:t xml:space="preserve">Radio buttons are </w:t>
+      </w:r>
+      <w:r>
+        <w:rPr>
+          <w:sz w:val="32"/>
+          <w:szCs w:val="32"/>
+        </w:rPr>
+        <w:t>used</w:t>
+      </w:r>
+      <w:r>
+        <w:rPr>
+          <w:sz w:val="32"/>
+          <w:szCs w:val="32"/>
+        </w:rPr>
+        <w:t xml:space="preserve"> for the payments</w:t>
+      </w:r>
+      <w:r>
+        <w:rPr>
+          <w:sz w:val="32"/>
+          <w:szCs w:val="32"/>
+        </w:rPr>
+        <w:t xml:space="preserve">, </w:t>
+      </w:r>
+      <w:r>
+        <w:rPr>
+          <w:sz w:val="32"/>
+          <w:szCs w:val="32"/>
+        </w:rPr>
+        <w:t>month</w:t>
+      </w:r>
+      <w:r>
+        <w:rPr>
+          <w:sz w:val="32"/>
+          <w:szCs w:val="32"/>
+        </w:rPr>
+        <w:t>ly</w:t>
+      </w:r>
+      <w:r>
+        <w:rPr>
+          <w:sz w:val="32"/>
+          <w:szCs w:val="32"/>
+        </w:rPr>
+        <w:t xml:space="preserve"> or </w:t>
+      </w:r>
+      <w:r>
+        <w:rPr>
+          <w:sz w:val="32"/>
+          <w:szCs w:val="32"/>
+        </w:rPr>
+        <w:t>annually</w:t>
+      </w:r>
+      <w:r>
+        <w:rPr>
+          <w:sz w:val="32"/>
+          <w:szCs w:val="32"/>
+        </w:rPr>
+        <w:t xml:space="preserve">. </w:t>
+      </w:r>
+    </w:p>
+    <w:p>
+      <w:pPr>
+        <w:spacing w:line="360" w:lineRule="auto"/>
+        <w:rPr>
+          <w:sz w:val="32"/>
+          <w:szCs w:val="32"/>
+        </w:rPr>
+      </w:pPr>
+      <w:r>
+        <w:rPr>
+          <w:sz w:val="32"/>
+          <w:szCs w:val="32"/>
+        </w:rPr>
+        <w:t>R</w:t>
+      </w:r>
+      <w:r>
+        <w:rPr>
+          <w:sz w:val="32"/>
+          <w:szCs w:val="32"/>
+        </w:rPr>
+        <w:t>adio</w:t>
+      </w:r>
+      <w:r>
+        <w:rPr>
+          <w:sz w:val="32"/>
+          <w:szCs w:val="32"/>
+        </w:rPr>
+        <w:t xml:space="preserve"> buttons are chosen because it can only give one </w:t>
+      </w:r>
+      <w:r>
+        <w:rPr>
+          <w:sz w:val="32"/>
+          <w:szCs w:val="32"/>
+        </w:rPr>
+        <w:t>choice</w:t>
+      </w:r>
+      <w:r>
+        <w:rPr>
+          <w:sz w:val="32"/>
+          <w:szCs w:val="32"/>
+        </w:rPr>
+        <w:t xml:space="preserve"> to </w:t>
+      </w:r>
+      <w:r>
+        <w:rPr>
+          <w:sz w:val="32"/>
+          <w:szCs w:val="32"/>
+        </w:rPr>
+        <w:t xml:space="preserve">user that can be </w:t>
+      </w:r>
+      <w:r>
+        <w:rPr>
+          <w:sz w:val="32"/>
+          <w:szCs w:val="32"/>
+        </w:rPr>
+        <w:t>selected at a time</w:t>
+      </w:r>
+      <w:r>
+        <w:rPr>
+          <w:sz w:val="32"/>
+          <w:szCs w:val="32"/>
+        </w:rPr>
+        <w:t>. This is t</w:t>
+      </w:r>
+      <w:r>
+        <w:rPr>
+          <w:sz w:val="32"/>
+          <w:szCs w:val="32"/>
+        </w:rPr>
+        <w:t>o prevent mistakes</w:t>
+      </w:r>
+      <w:r>
+        <w:rPr>
+          <w:sz w:val="32"/>
+          <w:szCs w:val="32"/>
+        </w:rPr>
+        <w:t xml:space="preserve"> so that the </w:t>
+      </w:r>
+      <w:r>
+        <w:rPr>
+          <w:sz w:val="32"/>
+          <w:szCs w:val="32"/>
+        </w:rPr>
+        <w:t xml:space="preserve">users </w:t>
+      </w:r>
+      <w:r>
+        <w:rPr>
+          <w:sz w:val="32"/>
+          <w:szCs w:val="32"/>
+        </w:rPr>
+        <w:t>cannot</w:t>
+      </w:r>
+      <w:r>
+        <w:rPr>
+          <w:sz w:val="32"/>
+          <w:szCs w:val="32"/>
+        </w:rPr>
+        <w:t xml:space="preserve"> select multiple </w:t>
+      </w:r>
+      <w:r>
+        <w:rPr>
+          <w:sz w:val="32"/>
+          <w:szCs w:val="32"/>
+        </w:rPr>
+        <w:t>options</w:t>
+      </w:r>
+      <w:r>
+        <w:rPr>
+          <w:sz w:val="32"/>
+          <w:szCs w:val="32"/>
+        </w:rPr>
+        <w:t>. T</w:t>
+      </w:r>
+      <w:r>
+        <w:rPr>
+          <w:sz w:val="32"/>
+          <w:szCs w:val="32"/>
+        </w:rPr>
+        <w:t>h</w:t>
+      </w:r>
+      <w:r>
+        <w:rPr>
+          <w:sz w:val="32"/>
+          <w:szCs w:val="32"/>
+        </w:rPr>
+        <w:t>is will</w:t>
+      </w:r>
+      <w:r>
+        <w:rPr>
+          <w:sz w:val="32"/>
+          <w:szCs w:val="32"/>
+        </w:rPr>
+        <w:t xml:space="preserve"> </w:t>
+      </w:r>
+      <w:r>
+        <w:rPr>
+          <w:sz w:val="32"/>
+          <w:szCs w:val="32"/>
+        </w:rPr>
+        <w:t>help</w:t>
+      </w:r>
+      <w:r>
+        <w:rPr>
+          <w:sz w:val="32"/>
+          <w:szCs w:val="32"/>
+        </w:rPr>
+        <w:t xml:space="preserve"> </w:t>
+      </w:r>
+      <w:r>
+        <w:rPr>
+          <w:sz w:val="32"/>
+          <w:szCs w:val="32"/>
+        </w:rPr>
+        <w:t>improve</w:t>
+      </w:r>
+      <w:r>
+        <w:rPr>
+          <w:sz w:val="32"/>
+          <w:szCs w:val="32"/>
+        </w:rPr>
+        <w:t xml:space="preserve"> </w:t>
+      </w:r>
+      <w:r>
+        <w:rPr>
+          <w:sz w:val="32"/>
+          <w:szCs w:val="32"/>
+        </w:rPr>
+        <w:t xml:space="preserve">data </w:t>
+      </w:r>
+      <w:r>
+        <w:rPr>
+          <w:sz w:val="32"/>
+          <w:szCs w:val="32"/>
+        </w:rPr>
+        <w:t>accuracy.</w:t>
+      </w:r>
+      <w:r>
+        <w:rPr>
+          <w:sz w:val="32"/>
+          <w:szCs w:val="32"/>
+        </w:rPr>
+        <w:t xml:space="preserve"> </w:t>
+      </w:r>
+    </w:p>
+    <w:p>
+      <w:pPr>
+        <w:spacing w:line="360" w:lineRule="auto"/>
+        <w:rPr>
+          <w:sz w:val="32"/>
+          <w:szCs w:val="32"/>
+        </w:rPr>
+      </w:pPr>
+      <w:r>
+        <w:rPr>
+          <w:sz w:val="32"/>
+          <w:szCs w:val="32"/>
+        </w:rPr>
+        <w:t xml:space="preserve">Buttons are placed </w:t>
+      </w:r>
+      <w:r>
+        <w:rPr>
+          <w:sz w:val="32"/>
+          <w:szCs w:val="32"/>
+        </w:rPr>
+        <w:t xml:space="preserve">at the </w:t>
+      </w:r>
+      <w:r>
+        <w:rPr>
+          <w:sz w:val="32"/>
+          <w:szCs w:val="32"/>
+        </w:rPr>
+        <w:t>bottom</w:t>
+      </w:r>
+      <w:r>
+        <w:rPr>
+          <w:sz w:val="32"/>
+          <w:szCs w:val="32"/>
+        </w:rPr>
+        <w:t xml:space="preserve"> </w:t>
+      </w:r>
+      <w:r>
+        <w:rPr>
+          <w:sz w:val="32"/>
+          <w:szCs w:val="32"/>
+        </w:rPr>
+        <w:t xml:space="preserve">of the form </w:t>
+      </w:r>
+      <w:r>
+        <w:rPr>
+          <w:sz w:val="32"/>
+          <w:szCs w:val="32"/>
+        </w:rPr>
+        <w:t>making the form intuitive for the first time users</w:t>
+      </w:r>
+      <w:r>
+        <w:rPr>
+          <w:sz w:val="32"/>
+          <w:szCs w:val="32"/>
+        </w:rPr>
+        <w:t>.</w:t>
+      </w:r>
+    </w:p>
+    <w:p>
+      <w:pPr>
+        <w:spacing w:line="360" w:lineRule="auto"/>
+        <w:rPr>
+          <w:sz w:val="32"/>
+          <w:szCs w:val="32"/>
+        </w:rPr>
+      </w:pPr>
+      <w:r>
+        <w:rPr>
+          <w:sz w:val="32"/>
+          <w:szCs w:val="32"/>
+        </w:rPr>
         <w:t>Overall,</w:t>
       </w:r>
       <w:r>
@@ -2175,8 +2267,8 @@
       </w:r>
     </w:p>
     <w:sectPr>
-      <w:headerReference w:type="default" r:id="rId15"/>
-      <w:footerReference w:type="default" r:id="rId16"/>
+      <w:headerReference w:type="default" r:id="rId16"/>
+      <w:footerReference w:type="default" r:id="rId17"/>
       <w:pgSz w:w="12240" w:h="15840"/>
       <w:pgMar w:top="1440" w:right="1800" w:bottom="1440" w:left="1800" w:header="720" w:footer="720" w:gutter="0"/>
       <w:pgNumType w:start="0"/>
@@ -17467,14 +17559,6 @@
 </file>
 
 <file path=customXml/item1.xml><?xml version="1.0" encoding="utf-8"?>
-<p:properties xmlns:p="http://schemas.microsoft.com/office/2006/metadata/properties" xmlns:xsi="http://www.w3.org/2001/XMLSchema-instance" xmlns:pc="http://schemas.microsoft.com/office/infopath/2007/PartnerControls">
-  <documentManagement>
-    <_activity xmlns="4e0e1914-e408-4559-9961-3ab76eb73312" xsi:nil="true"/>
-  </documentManagement>
-</p:properties>
-</file>
-
-<file path=customXml/item2.xml><?xml version="1.0" encoding="utf-8"?>
 <?mso-contentType ?>
 <FormTemplates xmlns="http://schemas.microsoft.com/sharepoint/v3/contenttype/forms">
   <Display>DocumentLibraryForm</Display>
@@ -17483,7 +17567,19 @@
 </FormTemplates>
 </file>
 
+<file path=customXml/item2.xml><?xml version="1.0" encoding="utf-8"?>
+<p:properties xmlns:p="http://schemas.microsoft.com/office/2006/metadata/properties" xmlns:xsi="http://www.w3.org/2001/XMLSchema-instance" xmlns:pc="http://schemas.microsoft.com/office/infopath/2007/PartnerControls">
+  <documentManagement>
+    <_activity xmlns="4e0e1914-e408-4559-9961-3ab76eb73312" xsi:nil="true"/>
+  </documentManagement>
+</p:properties>
+</file>
+
 <file path=customXml/item3.xml><?xml version="1.0" encoding="utf-8"?>
+<b:Sources xmlns:b="http://schemas.openxmlformats.org/officeDocument/2006/bibliography" xmlns="http://schemas.openxmlformats.org/officeDocument/2006/bibliography" SelectedStyle="/APA.XSL" StyleName="APA"/>
+</file>
+
+<file path=customXml/item4.xml><?xml version="1.0" encoding="utf-8"?>
 <ct:contentTypeSchema xmlns:ct="http://schemas.microsoft.com/office/2006/metadata/contentType" xmlns:ma="http://schemas.microsoft.com/office/2006/metadata/properties/metaAttributes" ct:_="" ma:_="" ma:contentTypeName="Document" ma:contentTypeID="0x010100952E8E785EEDEE4582412B8A71B57704" ma:contentTypeVersion="5" ma:contentTypeDescription="Create a new document." ma:contentTypeScope="" ma:versionID="f523d53207ae37857f00bf9b1e6a4c64">
   <xsd:schema xmlns:xsd="http://www.w3.org/2001/XMLSchema" xmlns:xs="http://www.w3.org/2001/XMLSchema" xmlns:p="http://schemas.microsoft.com/office/2006/metadata/properties" xmlns:ns3="4e0e1914-e408-4559-9961-3ab76eb73312" targetNamespace="http://schemas.microsoft.com/office/2006/metadata/properties" ma:root="true" ma:fieldsID="1ce98422023209c44e9e9a362ccaa128" ns3:_="">
     <xsd:import namespace="4e0e1914-e408-4559-9961-3ab76eb73312"/>
@@ -17633,11 +17729,15 @@
 </ct:contentTypeSchema>
 </file>
 
-<file path=customXml/item4.xml><?xml version="1.0" encoding="utf-8"?>
-<b:Sources xmlns:b="http://schemas.openxmlformats.org/officeDocument/2006/bibliography" xmlns="http://schemas.openxmlformats.org/officeDocument/2006/bibliography" SelectedStyle="/APA.XSL" StyleName="APA"/>
+<file path=customXml/itemProps1.xml><?xml version="1.0" encoding="utf-8"?>
+<ds:datastoreItem xmlns:ds="http://schemas.openxmlformats.org/officeDocument/2006/customXml" ds:itemID="{9F9975F8-2329-4AD0-B4BF-1A2091F77190}">
+  <ds:schemaRefs>
+    <ds:schemaRef ds:uri="http://schemas.microsoft.com/sharepoint/v3/contenttype/forms"/>
+  </ds:schemaRefs>
+</ds:datastoreItem>
 </file>
 
-<file path=customXml/itemProps1.xml><?xml version="1.0" encoding="utf-8"?>
+<file path=customXml/itemProps2.xml><?xml version="1.0" encoding="utf-8"?>
 <ds:datastoreItem xmlns:ds="http://schemas.openxmlformats.org/officeDocument/2006/customXml" ds:itemID="{CBC50D57-9DA9-4DA8-9E4A-A1CEF456609F}">
   <ds:schemaRefs>
     <ds:schemaRef ds:uri="http://schemas.microsoft.com/office/2006/metadata/properties"/>
@@ -17647,15 +17747,15 @@
 </ds:datastoreItem>
 </file>
 
-<file path=customXml/itemProps2.xml><?xml version="1.0" encoding="utf-8"?>
-<ds:datastoreItem xmlns:ds="http://schemas.openxmlformats.org/officeDocument/2006/customXml" ds:itemID="{9F9975F8-2329-4AD0-B4BF-1A2091F77190}">
+<file path=customXml/itemProps3.xml><?xml version="1.0" encoding="utf-8"?>
+<ds:datastoreItem xmlns:ds="http://schemas.openxmlformats.org/officeDocument/2006/customXml" ds:itemID="{EF278816-EC6F-A645-907D-7F25AECB1D4A}">
   <ds:schemaRefs>
-    <ds:schemaRef ds:uri="http://schemas.microsoft.com/sharepoint/v3/contenttype/forms"/>
+    <ds:schemaRef ds:uri="http://schemas.openxmlformats.org/officeDocument/2006/bibliography"/>
   </ds:schemaRefs>
 </ds:datastoreItem>
 </file>
 
-<file path=customXml/itemProps3.xml><?xml version="1.0" encoding="utf-8"?>
+<file path=customXml/itemProps4.xml><?xml version="1.0" encoding="utf-8"?>
 <ds:datastoreItem xmlns:ds="http://schemas.openxmlformats.org/officeDocument/2006/customXml" ds:itemID="{52BFC16F-322A-468E-B892-778BD9E4D4DF}">
   <ds:schemaRefs>
     <ds:schemaRef ds:uri="http://schemas.microsoft.com/office/2006/metadata/contentType"/>
@@ -17671,12 +17771,4 @@
     <ds:schemaRef ds:uri="http://schemas.microsoft.com/internal/obd"/>
   </ds:schemaRefs>
 </ds:datastoreItem>
-</file>
-
-<file path=customXml/itemProps4.xml><?xml version="1.0" encoding="utf-8"?>
-<ds:datastoreItem xmlns:ds="http://schemas.openxmlformats.org/officeDocument/2006/customXml" ds:itemID="{EF278816-EC6F-A645-907D-7F25AECB1D4A}">
-  <ds:schemaRefs>
-    <ds:schemaRef ds:uri="http://schemas.openxmlformats.org/officeDocument/2006/bibliography"/>
-  </ds:schemaRefs>
-</ds:datastoreItem>
 </file>